--- a/policies/build/preview_hco/HCO.ROM.6_v2_preview.docx
+++ b/policies/build/preview_hco/HCO.ROM.6_v2_preview.docx
@@ -773,7 +773,7 @@
           <w:sz w:val="22"/>
           <w:szCs w:val="22"/>
         </w:rPr>
-        <w:t xml:space="preserve">Boundaries: do not copy SHCO equivalent-chapter wording. Do not overwrite HCO AAC, COP, MOM, PRE, IPC or PSQ policies. Spell out abbreviations on first use in training materials. OE counts/levels/asterisks stay with the official portal Standards PDF. Method notes come from the Guidebook Interpretation paragraphs (scanned PDF md5 2c4489ee98de4ae9b49cba168ea9f42a).</w:t>
+        <w:t xml:space="preserve">Boundaries: do not overwrite HCO AAC, COP, MOM, PRE, IPC or PSQ policies. Spell out abbreviations on first use in training materials. OE counts/levels/asterisks stay with the official portal Standards PDF. Method notes come from the Guidebook Interpretation paragraphs (scanned PDF md5 2c4489ee98de4ae9b49cba168ea9f42a).</w:t>
       </w:r>
     </w:p>
     <w:p>
@@ -851,7 +851,7 @@
           <w:sz w:val="22"/>
           <w:szCs w:val="22"/>
         </w:rPr>
-        <w:t xml:space="preserve">3. Do not skip: Leadership ensures integration between quality improvement, risk- management and strategic planning within ...</w:t>
+        <w:t xml:space="preserve">3. Do not skip: Leadership ensures integration between quality improvement, risk- management and strategic planning within...</w:t>
       </w:r>
     </w:p>
     <w:p>
@@ -863,7 +863,7 @@
           <w:sz w:val="22"/>
           <w:szCs w:val="22"/>
         </w:rPr>
-        <w:t xml:space="preserve">4. Do not skip: Leadership ensures implementation of systems for internal and external reporting of system and process fail...</w:t>
+        <w:t xml:space="preserve">4. Do not skip: Leadership ensures implementation of systems for internal and external reporting of system and process...</w:t>
       </w:r>
     </w:p>
     <w:p>
@@ -875,7 +875,7 @@
           <w:sz w:val="22"/>
           <w:szCs w:val="22"/>
         </w:rPr>
-        <w:t xml:space="preserve">5. Do not skip: Leadership ensures that it has a documented agreement for all outsourced services that include service para...</w:t>
+        <w:t xml:space="preserve">5. Do not skip: Leadership ensures that it has a documented agreement for all outsourced services that include service...</w:t>
       </w:r>
     </w:p>
     <w:p>
@@ -1043,7 +1043,7 @@
         <w:spacing w:after="100" w:before="220"/>
       </w:pPr>
       <w:r>
-        <w:t xml:space="preserve">5.3 Leadership ensures integration between quality improvement, risk- man...</w:t>
+        <w:t xml:space="preserve">5.3 Leadership ensures integration between quality improvement, risk-...</w:t>
       </w:r>
     </w:p>
     <w:p>
@@ -1088,7 +1088,7 @@
         <w:spacing w:after="100" w:before="220"/>
       </w:pPr>
       <w:r>
-        <w:t xml:space="preserve">5.4 Leadership ensures implementation of systems for internal and externa...</w:t>
+        <w:t xml:space="preserve">5.4 Leadership ensures implementation of systems for internal and external...</w:t>
       </w:r>
     </w:p>
     <w:p>
@@ -1145,7 +1145,7 @@
         <w:spacing w:after="100" w:before="220"/>
       </w:pPr>
       <w:r>
-        <w:t xml:space="preserve">5.5 Leadership ensures that it has a documented agreement for all outsour...</w:t>
+        <w:t xml:space="preserve">5.5 Leadership ensures that it has a documented agreement for all...</w:t>
       </w:r>
     </w:p>
     <w:p>
@@ -1190,7 +1190,7 @@
         <w:spacing w:after="100" w:before="220"/>
       </w:pPr>
       <w:r>
-        <w:t xml:space="preserve">5.6 Leadership monitors the quality of the outsourced services and improv...</w:t>
+        <w:t xml:space="preserve">5.6 Leadership monitors the quality of the outsourced services and...</w:t>
       </w:r>
     </w:p>
     <w:p>
@@ -1293,6 +1293,20 @@
       </w:pPr>
       <w:r>
         <w:t xml:space="preserve">7. Governance and responsibility</w:t>
+      </w:r>
+    </w:p>
+    <w:p>
+      <w:pPr>
+        <w:spacing w:after="20" w:before="100"/>
+      </w:pPr>
+      <w:r>
+        <w:rPr>
+          <w:b/>
+          <w:bCs/>
+          <w:sz w:val="22"/>
+          <w:szCs w:val="22"/>
+        </w:rPr>
+        <w:t xml:space="preserve">Medical Superintendent</w:t>
       </w:r>
     </w:p>
     <w:p>
@@ -1309,7 +1323,7 @@
           <w:sz w:val="22"/>
           <w:szCs w:val="22"/>
         </w:rPr>
-        <w:t xml:space="preserve">Medical Superintendent</w:t>
+        <w:t xml:space="preserve">Accountable that ROM.6 is resourced and followed.</w:t>
       </w:r>
     </w:p>
     <w:p>
@@ -1326,7 +1340,21 @@
           <w:sz w:val="22"/>
           <w:szCs w:val="22"/>
         </w:rPr>
-        <w:t xml:space="preserve">Accountable that ROM.6 is resourced and followed.</w:t>
+        <w:t xml:space="preserve">Acts as the person heading the organisation unless «those responsible for governance» have appointed another leader.</w:t>
+      </w:r>
+    </w:p>
+    <w:p>
+      <w:pPr>
+        <w:spacing w:after="20" w:before="100"/>
+      </w:pPr>
+      <w:r>
+        <w:rPr>
+          <w:b/>
+          <w:bCs/>
+          <w:sz w:val="22"/>
+          <w:szCs w:val="22"/>
+        </w:rPr>
+        <w:t xml:space="preserve">Medical Superintendent</w:t>
       </w:r>
     </w:p>
     <w:p>
@@ -1343,7 +1371,21 @@
           <w:sz w:val="22"/>
           <w:szCs w:val="22"/>
         </w:rPr>
-        <w:t xml:space="preserve">Acts as the person heading the organisation unless «those responsible for governance» have appointed another leader.</w:t>
+        <w:t xml:space="preserve">Owns day-to-day implementation and records for this standard.</w:t>
+      </w:r>
+    </w:p>
+    <w:p>
+      <w:pPr>
+        <w:spacing w:after="20" w:before="100"/>
+      </w:pPr>
+      <w:r>
+        <w:rPr>
+          <w:b/>
+          <w:bCs/>
+          <w:sz w:val="22"/>
+          <w:szCs w:val="22"/>
+        </w:rPr>
+        <w:t xml:space="preserve">those responsible for governance</w:t>
       </w:r>
     </w:p>
     <w:p>
@@ -1360,7 +1402,21 @@
           <w:sz w:val="22"/>
           <w:szCs w:val="22"/>
         </w:rPr>
-        <w:t xml:space="preserve">Medical Superintendent</w:t>
+        <w:t xml:space="preserve">Hold the duties ROM.1 assigns to the governing entity.</w:t>
+      </w:r>
+    </w:p>
+    <w:p>
+      <w:pPr>
+        <w:spacing w:after="20" w:before="100"/>
+      </w:pPr>
+      <w:r>
+        <w:rPr>
+          <w:b/>
+          <w:bCs/>
+          <w:sz w:val="22"/>
+          <w:szCs w:val="22"/>
+        </w:rPr>
+        <w:t xml:space="preserve">Quality Coordinator</w:t>
       </w:r>
     </w:p>
     <w:p>
@@ -1377,7 +1433,21 @@
           <w:sz w:val="22"/>
           <w:szCs w:val="22"/>
         </w:rPr>
-        <w:t xml:space="preserve">Owns day-to-day implementation and records for this standard.</w:t>
+        <w:t xml:space="preserve">Audits this policy «quarterly»; holds training acknowledgements; supports dashboards and committee reviews as this standard requires.</w:t>
+      </w:r>
+    </w:p>
+    <w:p>
+      <w:pPr>
+        <w:spacing w:after="20" w:before="100"/>
+      </w:pPr>
+      <w:r>
+        <w:rPr>
+          <w:b/>
+          <w:bCs/>
+          <w:sz w:val="22"/>
+          <w:szCs w:val="22"/>
+        </w:rPr>
+        <w:t xml:space="preserve">departmental leaders</w:t>
       </w:r>
     </w:p>
     <w:p>
@@ -1394,7 +1464,28 @@
           <w:sz w:val="22"/>
           <w:szCs w:val="22"/>
         </w:rPr>
-        <w:t xml:space="preserve">those responsible for governance</w:t>
+        <w:t xml:space="preserve">Run the department-level duties this standard names.</w:t>
+      </w:r>
+    </w:p>
+    <w:p>
+      <w:pPr>
+        <w:pStyle w:val="Heading1"/>
+        <w:spacing w:after="120" w:before="280"/>
+      </w:pPr>
+      <w:r>
+        <w:t xml:space="preserve">8. Quality monitoring (RCA → CAPA)</w:t>
+      </w:r>
+    </w:p>
+    <w:p>
+      <w:pPr>
+        <w:spacing w:after="140"/>
+      </w:pPr>
+      <w:r>
+        <w:rPr>
+          <w:sz w:val="22"/>
+          <w:szCs w:val="22"/>
+        </w:rPr>
+        <w:t xml:space="preserve">The Quality Coordinator audits this policy «quarterly». The audit reviews:</w:t>
       </w:r>
     </w:p>
     <w:p>
@@ -1411,7 +1502,7 @@
           <w:sz w:val="22"/>
           <w:szCs w:val="22"/>
         </w:rPr>
-        <w:t xml:space="preserve">Hold the duties ROM.1 assigns to the governing entity.</w:t>
+        <w:t xml:space="preserve">Records for a sample of this standard's objective elements, checked against the What-we-do steps.</w:t>
       </w:r>
     </w:p>
     <w:p>
@@ -1428,7 +1519,7 @@
           <w:sz w:val="22"/>
           <w:szCs w:val="22"/>
         </w:rPr>
-        <w:t xml:space="preserve">Quality Coordinator</w:t>
+        <w:t xml:space="preserve">Documentary evidence is on file for each asterisked objective element in the sample.</w:t>
       </w:r>
     </w:p>
     <w:p>
@@ -1445,7 +1536,7 @@
           <w:sz w:val="22"/>
           <w:szCs w:val="22"/>
         </w:rPr>
-        <w:t xml:space="preserve">Audits this policy «quarterly»; holds training acknowledgements; supports dashboards and committee reviews as this standard requires.</w:t>
+        <w:t xml:space="preserve">CORE objective elements show no critical gaps in the sample.</w:t>
       </w:r>
     </w:p>
     <w:p>
@@ -1462,125 +1553,19 @@
           <w:sz w:val="22"/>
           <w:szCs w:val="22"/>
         </w:rPr>
-        <w:t xml:space="preserve">departmental leaders</w:t>
-      </w:r>
-    </w:p>
-    <w:p>
-      <w:pPr>
-        <w:pStyle w:val="ListParagraph"/>
-        <w:numPr>
-          <w:ilvl w:val="0"/>
-          <w:numId w:val="1"/>
-        </w:numPr>
-        <w:spacing w:after="60"/>
-      </w:pPr>
-      <w:r>
-        <w:rPr>
-          <w:sz w:val="22"/>
-          <w:szCs w:val="22"/>
-        </w:rPr>
-        <w:t xml:space="preserve">Run the department-level duties this standard names.</w:t>
-      </w:r>
-    </w:p>
-    <w:p>
-      <w:pPr>
-        <w:pStyle w:val="Heading1"/>
-        <w:spacing w:after="120" w:before="280"/>
-      </w:pPr>
-      <w:r>
-        <w:t xml:space="preserve">8. Quality monitoring (RCA → CAPA)</w:t>
-      </w:r>
-    </w:p>
-    <w:p>
-      <w:pPr>
-        <w:spacing w:after="140"/>
-      </w:pPr>
-      <w:r>
-        <w:rPr>
-          <w:sz w:val="22"/>
-          <w:szCs w:val="22"/>
-        </w:rPr>
-        <w:t xml:space="preserve">The Quality Coordinator audits this policy «quarterly».</w:t>
-      </w:r>
-    </w:p>
-    <w:p>
-      <w:pPr>
-        <w:spacing w:after="140"/>
-      </w:pPr>
-      <w:r>
-        <w:rPr>
-          <w:sz w:val="22"/>
-          <w:szCs w:val="22"/>
-        </w:rPr>
-        <w:t xml:space="preserve">What is monitored each quarter:</w:t>
-      </w:r>
-    </w:p>
-    <w:p>
-      <w:pPr>
-        <w:pStyle w:val="ListParagraph"/>
-        <w:numPr>
-          <w:ilvl w:val="0"/>
-          <w:numId w:val="1"/>
-        </w:numPr>
-        <w:spacing w:after="60"/>
-      </w:pPr>
-      <w:r>
-        <w:rPr>
-          <w:sz w:val="22"/>
-          <w:szCs w:val="22"/>
-        </w:rPr>
-        <w:t xml:space="preserve">Sample of records for each OE ROM.6.a–f.</w:t>
-      </w:r>
-    </w:p>
-    <w:p>
-      <w:pPr>
-        <w:pStyle w:val="ListParagraph"/>
-        <w:numPr>
-          <w:ilvl w:val="0"/>
-          <w:numId w:val="1"/>
-        </w:numPr>
-        <w:spacing w:after="60"/>
-      </w:pPr>
-      <w:r>
-        <w:rPr>
-          <w:sz w:val="22"/>
-          <w:szCs w:val="22"/>
-        </w:rPr>
-        <w:t xml:space="preserve">Asterisked elements (ad) have document evidence as required.</w:t>
-      </w:r>
-    </w:p>
-    <w:p>
-      <w:pPr>
-        <w:pStyle w:val="ListParagraph"/>
-        <w:numPr>
-          <w:ilvl w:val="0"/>
-          <w:numId w:val="1"/>
-        </w:numPr>
-        <w:spacing w:after="60"/>
-      </w:pPr>
-      <w:r>
-        <w:rPr>
-          <w:sz w:val="22"/>
-          <w:szCs w:val="22"/>
-        </w:rPr>
-        <w:t xml:space="preserve">CORE elements (a) show no critical gaps in the sample.</w:t>
-      </w:r>
-    </w:p>
-    <w:p>
-      <w:pPr>
-        <w:pStyle w:val="ListParagraph"/>
-        <w:numPr>
-          <w:ilvl w:val="0"/>
-          <w:numId w:val="1"/>
-        </w:numPr>
-        <w:spacing w:after="60"/>
-      </w:pPr>
-      <w:r>
-        <w:rPr>
-          <w:sz w:val="22"/>
-          <w:szCs w:val="22"/>
-        </w:rPr>
         <w:t xml:space="preserve">Stop-work events (if any) are logged with outcome.</w:t>
+      </w:r>
+    </w:p>
+    <w:p>
+      <w:pPr>
+        <w:spacing w:after="140"/>
+      </w:pPr>
+      <w:r>
+        <w:rPr>
+          <w:sz w:val="22"/>
+          <w:szCs w:val="22"/>
+        </w:rPr>
+        <w:t xml:space="preserve">Root-cause analysis is required when a gap found in this audit remains open beyond «90 days».</w:t>
       </w:r>
     </w:p>
     <w:p>
@@ -3231,7 +3216,7 @@
           <w:sz w:val="22"/>
           <w:szCs w:val="22"/>
         </w:rPr>
-        <w:t xml:space="preserve">Records showing ROM.6.a was followed for sampled cases.</w:t>
+        <w:t xml:space="preserve">Risk-management system document.</w:t>
       </w:r>
     </w:p>
     <w:p>
@@ -3248,7 +3233,7 @@
           <w:sz w:val="22"/>
           <w:szCs w:val="22"/>
         </w:rPr>
-        <w:t xml:space="preserve">Written guidance / protocol referenced for this element (where required).</w:t>
+        <w:t xml:space="preserve">Risk register showing identified clinical and organisational risks (for example falls, infection, vulnerable-patient risks such as DVT, clinical alarms).</w:t>
       </w:r>
     </w:p>
     <w:p>
@@ -3265,7 +3250,16 @@
           <w:sz w:val="22"/>
           <w:szCs w:val="22"/>
         </w:rPr>
-        <w:t xml:space="preserve">Audit sample notes for ROM.6.a reviewed «quarterly».</w:t>
+        <w:t xml:space="preserve">Assessment, action and review log for a sample of risks on the register.</w:t>
+      </w:r>
+    </w:p>
+    <w:p>
+      <w:pPr>
+        <w:pStyle w:val="Heading2"/>
+        <w:spacing w:after="100" w:before="220"/>
+      </w:pPr>
+      <w:r>
+        <w:t xml:space="preserve">ROM.6.b — Leadership provides resources for proactive risk-assessment and risk- reduction activities.</w:t>
       </w:r>
     </w:p>
     <w:p>
@@ -3282,7 +3276,7 @@
           <w:sz w:val="22"/>
           <w:szCs w:val="22"/>
         </w:rPr>
-        <w:t xml:space="preserve">Documented evidence specifically required by the asterisked objective element.</w:t>
+        <w:t xml:space="preserve">Budget or resource-allocation record for risk-assessment and risk-reduction activity.</w:t>
       </w:r>
     </w:p>
     <w:p>
@@ -3299,16 +3293,7 @@
           <w:sz w:val="22"/>
           <w:szCs w:val="22"/>
         </w:rPr>
-        <w:t xml:space="preserve">CORE-element sample with no critical gaps in the quarter under review.</w:t>
-      </w:r>
-    </w:p>
-    <w:p>
-      <w:pPr>
-        <w:pStyle w:val="Heading2"/>
-        <w:spacing w:after="100" w:before="220"/>
-      </w:pPr>
-      <w:r>
-        <w:t xml:space="preserve">ROM.6.b — Leadership provides resources for proactive risk-assessment and risk- reduction activities.</w:t>
+        <w:t xml:space="preserve">Training record for staff involved in risk activities.</w:t>
       </w:r>
     </w:p>
     <w:p>
@@ -3325,7 +3310,16 @@
           <w:sz w:val="22"/>
           <w:szCs w:val="22"/>
         </w:rPr>
-        <w:t xml:space="preserve">Records showing ROM.6.b was followed for sampled cases.</w:t>
+        <w:t xml:space="preserve">Contingency-allocation evidence for preventive action.</w:t>
+      </w:r>
+    </w:p>
+    <w:p>
+      <w:pPr>
+        <w:pStyle w:val="Heading2"/>
+        <w:spacing w:after="100" w:before="220"/>
+      </w:pPr>
+      <w:r>
+        <w:t xml:space="preserve">ROM.6.c — Leadership ensures integration between quality improvement, risk- management and strategic planning within the organisation.</w:t>
       </w:r>
     </w:p>
     <w:p>
@@ -3342,7 +3336,7 @@
           <w:sz w:val="22"/>
           <w:szCs w:val="22"/>
         </w:rPr>
-        <w:t xml:space="preserve">Written guidance / protocol referenced for this element (where required).</w:t>
+        <w:t xml:space="preserve">Quality Improvement Committee minutes showing risk findings feeding the plan.</w:t>
       </w:r>
     </w:p>
     <w:p>
@@ -3359,16 +3353,7 @@
           <w:sz w:val="22"/>
           <w:szCs w:val="22"/>
         </w:rPr>
-        <w:t xml:space="preserve">Audit sample notes for ROM.6.b reviewed «quarterly».</w:t>
-      </w:r>
-    </w:p>
-    <w:p>
-      <w:pPr>
-        <w:pStyle w:val="Heading2"/>
-        <w:spacing w:after="100" w:before="220"/>
-      </w:pPr>
-      <w:r>
-        <w:t xml:space="preserve">ROM.6.c — Leadership ensures integration between quality improvement, risk- management and strategic planning within the organisation.</w:t>
+        <w:t xml:space="preserve">Strategic plan referencing risk-management and quality work.</w:t>
       </w:r>
     </w:p>
     <w:p>
@@ -3385,7 +3370,16 @@
           <w:sz w:val="22"/>
           <w:szCs w:val="22"/>
         </w:rPr>
-        <w:t xml:space="preserve">Records showing ROM.6.c was followed for sampled cases.</w:t>
+        <w:t xml:space="preserve">Governance pack showing the link between risk, quality and planning.</w:t>
+      </w:r>
+    </w:p>
+    <w:p>
+      <w:pPr>
+        <w:pStyle w:val="Heading2"/>
+        <w:spacing w:after="100" w:before="220"/>
+      </w:pPr>
+      <w:r>
+        <w:t xml:space="preserve">ROM.6.d — Leadership ensures implementation of systems for internal and external reporting of system and process failures.</w:t>
       </w:r>
     </w:p>
     <w:p>
@@ -3402,7 +3396,7 @@
           <w:sz w:val="22"/>
           <w:szCs w:val="22"/>
         </w:rPr>
-        <w:t xml:space="preserve">Written guidance / protocol referenced for this element (where required).</w:t>
+        <w:t xml:space="preserve">Reporting-system document naming what is reported, to whom internally, and to which external agency, with timelines.</w:t>
       </w:r>
     </w:p>
     <w:p>
@@ -3419,16 +3413,7 @@
           <w:sz w:val="22"/>
           <w:szCs w:val="22"/>
         </w:rPr>
-        <w:t xml:space="preserve">Audit sample notes for ROM.6.c reviewed «quarterly».</w:t>
-      </w:r>
-    </w:p>
-    <w:p>
-      <w:pPr>
-        <w:pStyle w:val="Heading2"/>
-        <w:spacing w:after="100" w:before="220"/>
-      </w:pPr>
-      <w:r>
-        <w:t xml:space="preserve">ROM.6.d — Leadership ensures implementation of systems for internal and external reporting of system and process failures.</w:t>
+        <w:t xml:space="preserve">Sampled internal and external failure reports (for example equipment breakdown, an external-agency notification such as AERB for a radiation-source event).</w:t>
       </w:r>
     </w:p>
     <w:p>
@@ -3445,7 +3430,16 @@
           <w:sz w:val="22"/>
           <w:szCs w:val="22"/>
         </w:rPr>
-        <w:t xml:space="preserve">Records showing ROM.6.d was followed for sampled cases.</w:t>
+        <w:t xml:space="preserve">Tested service-continuity plan covering fire and non-fire emergencies for critical operations.</w:t>
+      </w:r>
+    </w:p>
+    <w:p>
+      <w:pPr>
+        <w:pStyle w:val="Heading2"/>
+        <w:spacing w:after="100" w:before="220"/>
+      </w:pPr>
+      <w:r>
+        <w:t xml:space="preserve">ROM.6.e — Leadership ensures that it has a documented agreement for all outsourced services that include service parameters.</w:t>
       </w:r>
     </w:p>
     <w:p>
@@ -3462,7 +3456,7 @@
           <w:sz w:val="22"/>
           <w:szCs w:val="22"/>
         </w:rPr>
-        <w:t xml:space="preserve">Written guidance / protocol referenced for this element (where required).</w:t>
+        <w:t xml:space="preserve">Signed agreement for each outsourced service naming service parameters (quality, numbers, reports, timelines) and dispute-resolution method.</w:t>
       </w:r>
     </w:p>
     <w:p>
@@ -3479,7 +3473,7 @@
           <w:sz w:val="22"/>
           <w:szCs w:val="22"/>
         </w:rPr>
-        <w:t xml:space="preserve">Audit sample notes for ROM.6.d reviewed «quarterly».</w:t>
+        <w:t xml:space="preserve">Current list of outsourced services.</w:t>
       </w:r>
     </w:p>
     <w:p>
@@ -3496,7 +3490,7 @@
           <w:sz w:val="22"/>
           <w:szCs w:val="22"/>
         </w:rPr>
-        <w:t xml:space="preserve">Documented evidence specifically required by the asterisked objective element.</w:t>
+        <w:t xml:space="preserve">Evidence any affiliate or group-firm arrangement also has an agreement on file.</w:t>
       </w:r>
     </w:p>
     <w:p>
@@ -3505,7 +3499,7 @@
         <w:spacing w:after="100" w:before="220"/>
       </w:pPr>
       <w:r>
-        <w:t xml:space="preserve">ROM.6.e — Leadership ensures that it has a documented agreement for all outsourced services that include service parameters.</w:t>
+        <w:t xml:space="preserve">ROM.6.f — Leadership monitors the quality of the outsourced services and improvements are made as required.</w:t>
       </w:r>
     </w:p>
     <w:p>
@@ -3522,7 +3516,7 @@
           <w:sz w:val="22"/>
           <w:szCs w:val="22"/>
         </w:rPr>
-        <w:t xml:space="preserve">Records showing ROM.6.e was followed for sampled cases.</w:t>
+        <w:t xml:space="preserve">Periodic quality-monitoring review per outsourced service, at a frequency matched to how critical that service is.</w:t>
       </w:r>
     </w:p>
     <w:p>
@@ -3539,7 +3533,7 @@
           <w:sz w:val="22"/>
           <w:szCs w:val="22"/>
         </w:rPr>
-        <w:t xml:space="preserve">Written guidance / protocol referenced for this element (where required).</w:t>
+        <w:t xml:space="preserve">Vendor improvement-action record where a gap was found.</w:t>
       </w:r>
     </w:p>
     <w:p>
@@ -3556,67 +3550,7 @@
           <w:sz w:val="22"/>
           <w:szCs w:val="22"/>
         </w:rPr>
-        <w:t xml:space="preserve">Audit sample notes for ROM.6.e reviewed «quarterly».</w:t>
-      </w:r>
-    </w:p>
-    <w:p>
-      <w:pPr>
-        <w:pStyle w:val="Heading2"/>
-        <w:spacing w:after="100" w:before="220"/>
-      </w:pPr>
-      <w:r>
-        <w:t xml:space="preserve">ROM.6.f — Leadership monitors the quality of the outsourced services and improvements are made as required.</w:t>
-      </w:r>
-    </w:p>
-    <w:p>
-      <w:pPr>
-        <w:pStyle w:val="ListParagraph"/>
-        <w:numPr>
-          <w:ilvl w:val="0"/>
-          <w:numId w:val="1"/>
-        </w:numPr>
-        <w:spacing w:after="60"/>
-      </w:pPr>
-      <w:r>
-        <w:rPr>
-          <w:sz w:val="22"/>
-          <w:szCs w:val="22"/>
-        </w:rPr>
-        <w:t xml:space="preserve">Records showing ROM.6.f was followed for sampled cases.</w:t>
-      </w:r>
-    </w:p>
-    <w:p>
-      <w:pPr>
-        <w:pStyle w:val="ListParagraph"/>
-        <w:numPr>
-          <w:ilvl w:val="0"/>
-          <w:numId w:val="1"/>
-        </w:numPr>
-        <w:spacing w:after="60"/>
-      </w:pPr>
-      <w:r>
-        <w:rPr>
-          <w:sz w:val="22"/>
-          <w:szCs w:val="22"/>
-        </w:rPr>
-        <w:t xml:space="preserve">Written guidance / protocol referenced for this element (where required).</w:t>
-      </w:r>
-    </w:p>
-    <w:p>
-      <w:pPr>
-        <w:pStyle w:val="ListParagraph"/>
-        <w:numPr>
-          <w:ilvl w:val="0"/>
-          <w:numId w:val="1"/>
-        </w:numPr>
-        <w:spacing w:after="60"/>
-      </w:pPr>
-      <w:r>
-        <w:rPr>
-          <w:sz w:val="22"/>
-          <w:szCs w:val="22"/>
-        </w:rPr>
-        <w:t xml:space="preserve">Audit sample notes for ROM.6.f reviewed «quarterly».</w:t>
+        <w:t xml:space="preserve">Documented exemption record for any service outsourced solely under prescribed statutory norms (where the Guidebook does not require monitoring).</w:t>
       </w:r>
     </w:p>
     <w:p>

--- a/policies/build/preview_hco/HCO.ROM.6_v2_preview.docx
+++ b/policies/build/preview_hco/HCO.ROM.6_v2_preview.docx
@@ -692,7 +692,7 @@
           <w:sz w:val="22"/>
           <w:szCs w:val="22"/>
         </w:rPr>
-        <w:t xml:space="preserve">It covers objective elements ROM.6.a–f (6 elements).</w:t>
+        <w:t xml:space="preserve">This policy covers all 6 requirements under this standard, listed in detail below.</w:t>
       </w:r>
     </w:p>
     <w:p>
@@ -716,7 +716,7 @@
           <w:sz w:val="22"/>
           <w:szCs w:val="22"/>
         </w:rPr>
-        <w:t xml:space="preserve">This policy owns ROM.6. Related AAC, COP, MOM, PRE, IPC and PSQ duties stay with those policies — cross-reference only. Other ROM standards stay with their own policies.</w:t>
+        <w:t xml:space="preserve">This policy covers patient safety, risk management and outsourced services specifically. Related duties — like patient assessment, clinical care, medication management, patient rights, infection control, or quality and safety monitoring — are covered in the hospital's other policies, not repeated here. Other ROM standards stay with their own policies.</w:t>
       </w:r>
     </w:p>
     <w:p>
@@ -761,19 +761,19 @@
           <w:sz w:val="22"/>
           <w:szCs w:val="22"/>
         </w:rPr>
-        <w:t xml:space="preserve">It covers 6 objective elements (ROM.6.a, ROM.6.b, ROM.6.c, ROM.6.d, ROM.6.e, ROM.6.f).</w:t>
-      </w:r>
-    </w:p>
-    <w:p>
-      <w:pPr>
-        <w:spacing w:after="140"/>
-      </w:pPr>
-      <w:r>
-        <w:rPr>
-          <w:sz w:val="22"/>
-          <w:szCs w:val="22"/>
-        </w:rPr>
-        <w:t xml:space="preserve">Boundaries: do not overwrite HCO AAC, COP, MOM, PRE, IPC or PSQ policies. Spell out abbreviations on first use in training materials. OE counts/levels/asterisks stay with the official portal Standards PDF. Method notes come from the Guidebook Interpretation paragraphs (scanned PDF md5 2c4489ee98de4ae9b49cba168ea9f42a).</w:t>
+        <w:t xml:space="preserve">This policy covers all 6 requirements under this standard, listed in detail below.</w:t>
+      </w:r>
+    </w:p>
+    <w:p>
+      <w:pPr>
+        <w:spacing w:after="140"/>
+      </w:pPr>
+      <w:r>
+        <w:rPr>
+          <w:sz w:val="22"/>
+          <w:szCs w:val="22"/>
+        </w:rPr>
+        <w:t xml:space="preserve">This policy covers patient safety, risk management and outsourced services specifically. Related duties — like patient assessment, clinical care, medication management, patient rights, infection control, or quality and safety monitoring — are covered in the hospital's other policies, not repeated here. Spell out abbreviations on first use in training materials. OE counts/levels/asterisks stay with the official portal Standards PDF. Method notes come from the Guidebook Interpretation paragraphs (scanned PDF md5 2c4489ee98de4ae9b49cba168ea9f42a).</w:t>
       </w:r>
     </w:p>
     <w:p>
